--- a/word_reports/LP_0268_위치_492_Paul Mauriat_Arirang, Mic.docx
+++ b/word_reports/LP_0268_위치_492_Paul Mauriat_Arirang, Mic.docx
@@ -4,7 +4,7 @@
   <w:body>
     <w:p>
       <w:pPr>
-        <w:spacing w:after="280"/>
+        <w:spacing w:after="80"/>
       </w:pPr>
       <w:r>
         <w:rPr w:rFonts="맑은 고딕">
@@ -13,94 +13,47 @@
           <w:color w:val="1E3A8A"/>
           <w:sz w:val="30"/>
         </w:rPr>
-        <w:t>[492] Paul Mauriat - Arirang, Michèle</w:t>
+        <w:t>Paul Mauriat (폴 모리아) - Arirang, Michèle</w:t>
       </w:r>
     </w:p>
     <w:p>
       <w:pPr>
-        <w:spacing w:after="320"/>
+        <w:spacing w:after="240"/>
       </w:pPr>
       <w:r>
         <w:rPr w:rFonts="맑은 고딕">
           <w:rFonts w:ascii="맑은 고딕" w:hAnsi="맑은 고딕" w:eastAsia="맑은 고딕"/>
           <w:b/>
-          <w:sz w:val="20"/>
+          <w:color w:val="4B5563"/>
+          <w:sz w:val="22"/>
         </w:rPr>
-        <w:t>■ 위치 : 492</w:t>
-        <w:br/>
-      </w:r>
-      <w:r>
-        <w:rPr w:rFonts="맑은 고딕">
-          <w:rFonts w:ascii="맑은 고딕" w:hAnsi="맑은 고딕" w:eastAsia="맑은 고딕"/>
-          <w:b/>
-          <w:sz w:val="20"/>
-        </w:rPr>
-        <w:t>■ 아티스트 : Paul Mauriat</w:t>
-        <w:br/>
-      </w:r>
-      <w:r>
-        <w:rPr w:rFonts="맑은 고딕">
-          <w:rFonts w:ascii="맑은 고딕" w:hAnsi="맑은 고딕" w:eastAsia="맑은 고딕"/>
-          <w:b/>
-          <w:sz w:val="20"/>
-        </w:rPr>
-        <w:t>■ 앨범명 : Arirang, Michèle</w:t>
-        <w:br/>
-      </w:r>
-      <w:r>
-        <w:rPr w:rFonts="맑은 고딕">
-          <w:rFonts w:ascii="맑은 고딕" w:hAnsi="맑은 고딕" w:eastAsia="맑은 고딕"/>
-          <w:b w:val="0"/>
-          <w:sz w:val="20"/>
-        </w:rPr>
-        <w:t>■ 음반 레이블 : Philips</w:t>
-        <w:br/>
-      </w:r>
-      <w:r>
-        <w:rPr w:rFonts="맑은 고딕">
-          <w:rFonts w:ascii="맑은 고딕" w:hAnsi="맑은 고딕" w:eastAsia="맑은 고딕"/>
-          <w:b w:val="0"/>
-          <w:sz w:val="20"/>
-        </w:rPr>
-        <w:t>■ 발매년도 : 1976</w:t>
-        <w:br/>
-      </w:r>
-      <w:r>
-        <w:rPr w:rFonts="맑은 고딕">
-          <w:rFonts w:ascii="맑은 고딕" w:hAnsi="맑은 고딕" w:eastAsia="맑은 고딕"/>
-          <w:b w:val="0"/>
-          <w:sz w:val="20"/>
-        </w:rPr>
-        <w:t>■ 장르 : 이지 리스닝 (Easy Listening), 팝 오케스트라 (Pop Orchestra)</w:t>
-        <w:br/>
-      </w:r>
-      <w:r>
-        <w:rPr w:rFonts="맑은 고딕">
-          <w:rFonts w:ascii="맑은 고딕" w:hAnsi="맑은 고딕" w:eastAsia="맑은 고딕"/>
-          <w:b w:val="0"/>
-          <w:sz w:val="20"/>
-        </w:rPr>
-        <w:t>■ 주요 수록곡 : 1. Arirang (아리랑)</w:t>
-        <w:br/>
+        <w:t>위치 :  492</w:t>
       </w:r>
     </w:p>
     <w:p>
       <w:pPr>
-        <w:spacing w:after="160"/>
+        <w:spacing w:line="324" w:lineRule="auto" w:before="80" w:after="160"/>
       </w:pPr>
       <w:r>
         <w:rPr w:rFonts="맑은 고딕">
           <w:rFonts w:ascii="맑은 고딕" w:hAnsi="맑은 고딕" w:eastAsia="맑은 고딕"/>
           <w:b/>
           <w:color w:val="1F2937"/>
-          <w:sz w:val="24"/>
+          <w:sz w:val="22"/>
         </w:rPr>
-        <w:t>■ 음반 해설 및 감상 가이드</w:t>
+        <w:t xml:space="preserve">[음반 소개] </w:t>
+      </w:r>
+      <w:r>
+        <w:rPr w:rFonts="맑은 고딕">
+          <w:rFonts w:ascii="맑은 고딕" w:hAnsi="맑은 고딕" w:eastAsia="맑은 고딕"/>
+          <w:b w:val="0"/>
+          <w:sz w:val="21"/>
+        </w:rPr>
       </w:r>
     </w:p>
     <w:p>
       <w:pPr>
-        <w:spacing w:line="312" w:lineRule="auto" w:after="120"/>
+        <w:spacing w:line="324" w:lineRule="auto" w:after="120"/>
       </w:pPr>
       <w:r>
         <w:rPr w:rFonts="맑은 고딕">
@@ -108,51 +61,516 @@
           <w:b w:val="0"/>
           <w:sz w:val="21"/>
         </w:rPr>
-        <w:t>프랑스가 낳은 세계적인 팝 오케스트라의 거장 폴 모리아(Paul Mauriat)는 특유의 우아하고 서정적인 편곡으로 전 세계 음악 팬들의 거대한 사랑을 받았습니다. 특히 한국과 아시아에 대한 애정이 남달랐던 그는 내한 공연과 음반 작업을 통해 한국 팬들과 깊은 정서적 교감을 나누었습니다. 본 음반 《Arirang, Michèle》은 한국의 대표적인 민요 '아리랑'을 유럽 스타일의 품격 있는 오케스트라 사운드로 재해석하여 수록한 작품으로, 동양의 전통적 선율과 서양의 클래시컬한 팝 오케스트레이션이 조화롭게 접목된 유려한 명반입니다.</w:t>
+        <w:t>프랑스가 낳은 이지 리스닝의 거장 폴 모리아가 한국의 영혼이 깃든 민요 '아리랑'과 서구 팝의 유려한 선율 '미셸(Michèle)'을 아우르며 동서양의 정서를 아름답게 융화시킨 기념비적인 명반입니다. 특유의 투명하고 우아한 오케스트레이션은 우리 민족 고유의 한(恨)과 서정을 세련된 프렌치 팝의 낭만으로 승화시키며 시대를 초월한 예술적 감동을 선사합니다. 유려한 현악과 맑은 건반의 터치로 직조된 이 음악적 풍경화는 당대 한국 팬들의 뜨거운 사랑에 바친 가장 격조 높은 응답이자 찬란한 헌사입니다.</w:t>
       </w:r>
     </w:p>
     <w:p>
       <w:pPr>
-        <w:spacing w:line="312" w:lineRule="auto" w:after="120"/>
+        <w:spacing w:line="324" w:lineRule="auto" w:before="200" w:after="80"/>
       </w:pPr>
+      <w:r>
+        <w:rPr w:rFonts="맑은 고딕">
+          <w:rFonts w:ascii="맑은 고딕" w:hAnsi="맑은 고딕" w:eastAsia="맑은 고딕"/>
+          <w:b/>
+          <w:color w:val="1E3A8A"/>
+          <w:sz w:val="24"/>
+        </w:rPr>
+        <w:t>1. 음반 데이터</w:t>
+      </w:r>
+    </w:p>
+    <w:p>
+      <w:pPr>
+        <w:spacing w:line="324" w:lineRule="auto" w:after="80"/>
+      </w:pPr>
+      <w:r>
+        <w:rPr w:rFonts="맑은 고딕">
+          <w:rFonts w:ascii="맑은 고딕" w:hAnsi="맑은 고딕" w:eastAsia="맑은 고딕"/>
+          <w:b w:val="0"/>
+          <w:color w:val="6B7280"/>
+          <w:sz w:val="21"/>
+        </w:rPr>
+        <w:t xml:space="preserve">· </w:t>
+      </w:r>
+      <w:r>
+        <w:rPr w:rFonts="맑은 고딕">
+          <w:rFonts w:ascii="맑은 고딕" w:hAnsi="맑은 고딕" w:eastAsia="맑은 고딕"/>
+          <w:b/>
+          <w:color w:val="1F2937"/>
+          <w:sz w:val="21"/>
+        </w:rPr>
+        <w:t xml:space="preserve">앨범명: </w:t>
+      </w:r>
       <w:r>
         <w:rPr w:rFonts="맑은 고딕">
           <w:rFonts w:ascii="맑은 고딕" w:hAnsi="맑은 고딕" w:eastAsia="맑은 고딕"/>
           <w:b w:val="0"/>
           <w:sz w:val="21"/>
         </w:rPr>
-        <w:t>타이틀 트랙인 &lt;Arirang&gt;은 한국 민요 특유의 애조 띤 한(恨)의 정서를 폴 모리아만의 감각적인 현악 세션과 섬세한 목관 악기, 하프시코드 선율로 아름답게 승화시켰습니다. 익숙한 멜로디 위에 입혀진 파리지앵 특유의 낭만과 웅장한 다이내믹은 듣는 이에게 깊은 감동과 신선한 울림을 안겨줍니다. 이어지는 &lt;Michèle&gt;은 프랑스 샹송가수 제라르 레노르망의 명곡을 특유의 경쾌하면서도 아련한 뉘앙스로 편곡한 곡으로, 앨범 전체를 관통하는 세련된 정조를 한층 돋보이게 합니다.</w:t>
+        <w:t>Arirang, Michèle</w:t>
       </w:r>
     </w:p>
     <w:p>
       <w:pPr>
-        <w:spacing w:line="312" w:lineRule="auto" w:after="120"/>
+        <w:spacing w:line="324" w:lineRule="auto" w:after="80"/>
       </w:pPr>
+      <w:r>
+        <w:rPr w:rFonts="맑은 고딕">
+          <w:rFonts w:ascii="맑은 고딕" w:hAnsi="맑은 고딕" w:eastAsia="맑은 고딕"/>
+          <w:b w:val="0"/>
+          <w:color w:val="6B7280"/>
+          <w:sz w:val="21"/>
+        </w:rPr>
+        <w:t xml:space="preserve">· </w:t>
+      </w:r>
+      <w:r>
+        <w:rPr w:rFonts="맑은 고딕">
+          <w:rFonts w:ascii="맑은 고딕" w:hAnsi="맑은 고딕" w:eastAsia="맑은 고딕"/>
+          <w:b/>
+          <w:color w:val="1F2937"/>
+          <w:sz w:val="21"/>
+        </w:rPr>
+        <w:t xml:space="preserve">아티스트: </w:t>
+      </w:r>
       <w:r>
         <w:rPr w:rFonts="맑은 고딕">
           <w:rFonts w:ascii="맑은 고딕" w:hAnsi="맑은 고딕" w:eastAsia="맑은 고딕"/>
           <w:b w:val="0"/>
           <w:sz w:val="21"/>
         </w:rPr>
-        <w:t>음반에는 타이틀곡 외에도 &lt;L'Amour Est Bleu&gt;, &lt;Toccata&gt;, &lt;El Bimbo&gt; 등 폴 모리아 악단을 상징하는 전설적인 시그니처 트랙들이 함께 수록되어 있어 이지 리스닝 음악의 진수를 보여줍니다. 특유의 정교한 아티큘레이션과 화려한 현악의 핑거링, 그리고 맑고 투명한 플루트와 피아노의 조화는 LP 아날로그 음원 특유의 따뜻하고 풍성한 질감과 어우러져 극상의 청각적 즐거움을 선사합니다.</w:t>
+        <w:t>Paul Mauriat (폴 모리아)</w:t>
       </w:r>
     </w:p>
     <w:p>
       <w:pPr>
-        <w:spacing w:line="312" w:lineRule="auto" w:after="120"/>
+        <w:spacing w:line="324" w:lineRule="auto" w:after="80"/>
       </w:pPr>
+      <w:r>
+        <w:rPr w:rFonts="맑은 고딕">
+          <w:rFonts w:ascii="맑은 고딕" w:hAnsi="맑은 고딕" w:eastAsia="맑은 고딕"/>
+          <w:b w:val="0"/>
+          <w:color w:val="6B7280"/>
+          <w:sz w:val="21"/>
+        </w:rPr>
+        <w:t xml:space="preserve">· </w:t>
+      </w:r>
+      <w:r>
+        <w:rPr w:rFonts="맑은 고딕">
+          <w:rFonts w:ascii="맑은 고딕" w:hAnsi="맑은 고딕" w:eastAsia="맑은 고딕"/>
+          <w:b/>
+          <w:color w:val="1F2937"/>
+          <w:sz w:val="21"/>
+        </w:rPr>
+        <w:t xml:space="preserve">발매 정보: </w:t>
+      </w:r>
       <w:r>
         <w:rPr w:rFonts="맑은 고딕">
           <w:rFonts w:ascii="맑은 고딕" w:hAnsi="맑은 고딕" w:eastAsia="맑은 고딕"/>
           <w:b w:val="0"/>
           <w:sz w:val="21"/>
         </w:rPr>
-        <w:t>음반 《Arirang, Michèle》은 단순한 음악 모음집을 넘어 언어와 문화의 경계를 허물고 음악으로 국경을 연결했던 폴 모리아의 거장다운 면모가 집약된 유산입니다. 정교하게 다듬어진 멜로디 라인과 풍성한 오케스트라의 울림은 조용히 턴테이블 바늘을 올리는 순간, 일상의 공간을 고품격 클래시컬 팝의 낭만으로 가득 채워줄 것입니다.</w:t>
+        <w:t>1970년대 폴 모리아 그랜드 오케스트라의 내한 공연과 아시아 투어를 기점으로, 한국 팬들을 향한 각별한 애정과 문화적 교류의 결실로서 기획·발매된 스페셜 레코드입니다.</w:t>
+      </w:r>
+    </w:p>
+    <w:p>
+      <w:pPr>
+        <w:spacing w:line="324" w:lineRule="auto" w:after="80"/>
+      </w:pPr>
+      <w:r>
+        <w:rPr w:rFonts="맑은 고딕">
+          <w:rFonts w:ascii="맑은 고딕" w:hAnsi="맑은 고딕" w:eastAsia="맑은 고딕"/>
+          <w:b w:val="0"/>
+          <w:color w:val="6B7280"/>
+          <w:sz w:val="21"/>
+        </w:rPr>
+        <w:t xml:space="preserve">· </w:t>
+      </w:r>
+      <w:r>
+        <w:rPr w:rFonts="맑은 고딕">
+          <w:rFonts w:ascii="맑은 고딕" w:hAnsi="맑은 고딕" w:eastAsia="맑은 고딕"/>
+          <w:b/>
+          <w:color w:val="1F2937"/>
+          <w:sz w:val="21"/>
+        </w:rPr>
+        <w:t xml:space="preserve">LP 인기도(판매량): </w:t>
+      </w:r>
+      <w:r>
+        <w:rPr w:rFonts="맑은 고딕">
+          <w:rFonts w:ascii="맑은 고딕" w:hAnsi="맑은 고딕" w:eastAsia="맑은 고딕"/>
+          <w:b w:val="0"/>
+          <w:sz w:val="21"/>
+        </w:rPr>
+        <w:t>발매 당시 국내 팝 및 경음악 차트 정상을 석권하였으며, 라디오 시그널과 전국의 오디오 룸을 매혹하며 다이아몬드급 스테디셀러를 기록했습니다.</w:t>
+      </w:r>
+    </w:p>
+    <w:p>
+      <w:pPr>
+        <w:spacing w:line="324" w:lineRule="auto" w:after="80"/>
+      </w:pPr>
+      <w:r>
+        <w:rPr w:rFonts="맑은 고딕">
+          <w:rFonts w:ascii="맑은 고딕" w:hAnsi="맑은 고딕" w:eastAsia="맑은 고딕"/>
+          <w:b w:val="0"/>
+          <w:color w:val="6B7280"/>
+          <w:sz w:val="21"/>
+        </w:rPr>
+        <w:t xml:space="preserve">· </w:t>
+      </w:r>
+      <w:r>
+        <w:rPr w:rFonts="맑은 고딕">
+          <w:rFonts w:ascii="맑은 고딕" w:hAnsi="맑은 고딕" w:eastAsia="맑은 고딕"/>
+          <w:b/>
+          <w:color w:val="1F2937"/>
+          <w:sz w:val="21"/>
+        </w:rPr>
+        <w:t xml:space="preserve">각종 수상경력: </w:t>
+      </w:r>
+      <w:r>
+        <w:rPr w:rFonts="맑은 고딕">
+          <w:rFonts w:ascii="맑은 고딕" w:hAnsi="맑은 고딕" w:eastAsia="맑은 고딕"/>
+          <w:b w:val="0"/>
+          <w:sz w:val="21"/>
+        </w:rPr>
+        <w:t>프랑스 음반 아카데미 대상(Grand Prix du Disque)에 빛나는 거장의 완벽한 편곡 미학을 입증하며, 한국인이 가장 사랑하는 해외 오케스트라 앨범으로 음악계의 영원한 찬사를 받았습니다.</w:t>
+      </w:r>
+    </w:p>
+    <w:p>
+      <w:pPr>
+        <w:spacing w:line="324" w:lineRule="auto" w:before="200" w:after="80"/>
+      </w:pPr>
+      <w:r>
+        <w:rPr w:rFonts="맑은 고딕">
+          <w:rFonts w:ascii="맑은 고딕" w:hAnsi="맑은 고딕" w:eastAsia="맑은 고딕"/>
+          <w:b/>
+          <w:color w:val="1E3A8A"/>
+          <w:sz w:val="24"/>
+        </w:rPr>
+        <w:t>2. 아티스트 정보</w:t>
+      </w:r>
+    </w:p>
+    <w:p>
+      <w:pPr>
+        <w:spacing w:line="324" w:lineRule="auto" w:after="80"/>
+      </w:pPr>
+      <w:r>
+        <w:rPr w:rFonts="맑은 고딕">
+          <w:rFonts w:ascii="맑은 고딕" w:hAnsi="맑은 고딕" w:eastAsia="맑은 고딕"/>
+          <w:b w:val="0"/>
+          <w:color w:val="6B7280"/>
+          <w:sz w:val="21"/>
+        </w:rPr>
+        <w:t xml:space="preserve">· </w:t>
+      </w:r>
+      <w:r>
+        <w:rPr w:rFonts="맑은 고딕">
+          <w:rFonts w:ascii="맑은 고딕" w:hAnsi="맑은 고딕" w:eastAsia="맑은 고딕"/>
+          <w:b/>
+          <w:color w:val="1F2937"/>
+          <w:sz w:val="21"/>
+        </w:rPr>
+        <w:t xml:space="preserve">국적: </w:t>
+      </w:r>
+      <w:r>
+        <w:rPr w:rFonts="맑은 고딕">
+          <w:rFonts w:ascii="맑은 고딕" w:hAnsi="맑은 고딕" w:eastAsia="맑은 고딕"/>
+          <w:b w:val="0"/>
+          <w:sz w:val="21"/>
+        </w:rPr>
+        <w:t>프랑스 (France)</w:t>
+      </w:r>
+    </w:p>
+    <w:p>
+      <w:pPr>
+        <w:spacing w:line="324" w:lineRule="auto" w:after="80"/>
+      </w:pPr>
+      <w:r>
+        <w:rPr w:rFonts="맑은 고딕">
+          <w:rFonts w:ascii="맑은 고딕" w:hAnsi="맑은 고딕" w:eastAsia="맑은 고딕"/>
+          <w:b w:val="0"/>
+          <w:color w:val="6B7280"/>
+          <w:sz w:val="21"/>
+        </w:rPr>
+        <w:t xml:space="preserve">· </w:t>
+      </w:r>
+      <w:r>
+        <w:rPr w:rFonts="맑은 고딕">
+          <w:rFonts w:ascii="맑은 고딕" w:hAnsi="맑은 고딕" w:eastAsia="맑은 고딕"/>
+          <w:b/>
+          <w:color w:val="1F2937"/>
+          <w:sz w:val="21"/>
+        </w:rPr>
+        <w:t xml:space="preserve">생몰년도: </w:t>
+      </w:r>
+      <w:r>
+        <w:rPr w:rFonts="맑은 고딕">
+          <w:rFonts w:ascii="맑은 고딕" w:hAnsi="맑은 고딕" w:eastAsia="맑은 고딕"/>
+          <w:b w:val="0"/>
+          <w:sz w:val="21"/>
+        </w:rPr>
+        <w:t>1925년 3월 4일 ~ 2006년 11월 3일</w:t>
+      </w:r>
+    </w:p>
+    <w:p>
+      <w:pPr>
+        <w:spacing w:line="324" w:lineRule="auto" w:after="80"/>
+      </w:pPr>
+      <w:r>
+        <w:rPr w:rFonts="맑은 고딕">
+          <w:rFonts w:ascii="맑은 고딕" w:hAnsi="맑은 고딕" w:eastAsia="맑은 고딕"/>
+          <w:b w:val="0"/>
+          <w:color w:val="6B7280"/>
+          <w:sz w:val="21"/>
+        </w:rPr>
+        <w:t xml:space="preserve">· </w:t>
+      </w:r>
+      <w:r>
+        <w:rPr w:rFonts="맑은 고딕">
+          <w:rFonts w:ascii="맑은 고딕" w:hAnsi="맑은 고딕" w:eastAsia="맑은 고딕"/>
+          <w:b/>
+          <w:color w:val="1F2937"/>
+          <w:sz w:val="21"/>
+        </w:rPr>
+        <w:t xml:space="preserve">그룹 소속: </w:t>
+      </w:r>
+      <w:r>
+        <w:rPr w:rFonts="맑은 고딕">
+          <w:rFonts w:ascii="맑은 고딕" w:hAnsi="맑은 고딕" w:eastAsia="맑은 고딕"/>
+          <w:b w:val="0"/>
+          <w:sz w:val="21"/>
+        </w:rPr>
+        <w:t>폴 모리아 그랜드 오케스트라 (Paul Mauriat Grand Orchestra) 리더 및 지휘자</w:t>
+      </w:r>
+    </w:p>
+    <w:p>
+      <w:pPr>
+        <w:spacing w:line="324" w:lineRule="auto" w:after="80"/>
+      </w:pPr>
+      <w:r>
+        <w:rPr w:rFonts="맑은 고딕">
+          <w:rFonts w:ascii="맑은 고딕" w:hAnsi="맑은 고딕" w:eastAsia="맑은 고딕"/>
+          <w:b w:val="0"/>
+          <w:color w:val="6B7280"/>
+          <w:sz w:val="21"/>
+        </w:rPr>
+        <w:t xml:space="preserve">· </w:t>
+      </w:r>
+      <w:r>
+        <w:rPr w:rFonts="맑은 고딕">
+          <w:rFonts w:ascii="맑은 고딕" w:hAnsi="맑은 고딕" w:eastAsia="맑은 고딕"/>
+          <w:b/>
+          <w:color w:val="1F2937"/>
+          <w:sz w:val="21"/>
+        </w:rPr>
+        <w:t xml:space="preserve">아티스트 소개: </w:t>
+      </w:r>
+      <w:r>
+        <w:rPr w:rFonts="맑은 고딕">
+          <w:rFonts w:ascii="맑은 고딕" w:hAnsi="맑은 고딕" w:eastAsia="맑은 고딕"/>
+          <w:b w:val="0"/>
+          <w:sz w:val="21"/>
+        </w:rPr>
+        <w:t>팝과 클래식의 경계를 허문 프렌치 팝스 오케스트라의 마에스트로이자 대중음악 역사상 가장 우아한 사운드를 창조해 낸 거장입니다. 현악기의 풍성한 질감과 쳄발로, 타악기의 산뜻한 비트를 결합하여 20세기 후반 전 세계를 매혹시킨 독보적인 '모리아 사운드'를 정립하였습니다.</w:t>
+      </w:r>
+    </w:p>
+    <w:p>
+      <w:pPr>
+        <w:spacing w:line="324" w:lineRule="auto" w:before="200" w:after="80"/>
+      </w:pPr>
+      <w:r>
+        <w:rPr w:rFonts="맑은 고딕">
+          <w:rFonts w:ascii="맑은 고딕" w:hAnsi="맑은 고딕" w:eastAsia="맑은 고딕"/>
+          <w:b/>
+          <w:color w:val="1E3A8A"/>
+          <w:sz w:val="24"/>
+        </w:rPr>
+        <w:t>3. 음반 상세 분석</w:t>
+      </w:r>
+    </w:p>
+    <w:p>
+      <w:pPr>
+        <w:spacing w:line="324" w:lineRule="auto" w:after="80"/>
+      </w:pPr>
+      <w:r>
+        <w:rPr w:rFonts="맑은 고딕">
+          <w:rFonts w:ascii="맑은 고딕" w:hAnsi="맑은 고딕" w:eastAsia="맑은 고딕"/>
+          <w:b w:val="0"/>
+          <w:color w:val="6B7280"/>
+          <w:sz w:val="21"/>
+        </w:rPr>
+        <w:t xml:space="preserve">· </w:t>
+      </w:r>
+      <w:r>
+        <w:rPr w:rFonts="맑은 고딕">
+          <w:rFonts w:ascii="맑은 고딕" w:hAnsi="맑은 고딕" w:eastAsia="맑은 고딕"/>
+          <w:b/>
+          <w:color w:val="1F2937"/>
+          <w:sz w:val="21"/>
+        </w:rPr>
+        <w:t xml:space="preserve">역사적 위치: </w:t>
+      </w:r>
+      <w:r>
+        <w:rPr w:rFonts="맑은 고딕">
+          <w:rFonts w:ascii="맑은 고딕" w:hAnsi="맑은 고딕" w:eastAsia="맑은 고딕"/>
+          <w:b w:val="0"/>
+          <w:sz w:val="21"/>
+        </w:rPr>
+        <w:t>한국의 전통 민요를 서양 대편성 오케스트라의 시각으로 가장 완벽하고 품격 있게 재해석해 낸 크로스오버의 효시로서, 팝 오케스트라 역사에 길이 남을 독창적 완성도를 지닙니다.</w:t>
+      </w:r>
+    </w:p>
+    <w:p>
+      <w:pPr>
+        <w:spacing w:line="324" w:lineRule="auto" w:after="80"/>
+      </w:pPr>
+      <w:r>
+        <w:rPr w:rFonts="맑은 고딕">
+          <w:rFonts w:ascii="맑은 고딕" w:hAnsi="맑은 고딕" w:eastAsia="맑은 고딕"/>
+          <w:b w:val="0"/>
+          <w:color w:val="6B7280"/>
+          <w:sz w:val="21"/>
+        </w:rPr>
+        <w:t xml:space="preserve">· </w:t>
+      </w:r>
+      <w:r>
+        <w:rPr w:rFonts="맑은 고딕">
+          <w:rFonts w:ascii="맑은 고딕" w:hAnsi="맑은 고딕" w:eastAsia="맑은 고딕"/>
+          <w:b/>
+          <w:color w:val="1F2937"/>
+          <w:sz w:val="21"/>
+        </w:rPr>
+        <w:t xml:space="preserve">시대의 흔적(스토리텔링): </w:t>
+      </w:r>
+      <w:r>
+        <w:rPr w:rFonts="맑은 고딕">
+          <w:rFonts w:ascii="맑은 고딕" w:hAnsi="맑은 고딕" w:eastAsia="맑은 고딕"/>
+          <w:b w:val="0"/>
+          <w:sz w:val="21"/>
+        </w:rPr>
+        <w:t>1970~80년대 다방의 음악 부스와 거실의 턴테이블에서 울려 퍼지며 급변하던 근대화의 물결 속 지친 한국 청춘들의 영혼을 다독여 주었던 아날로그 시대의 따스한 향수와 문화적 공기가 짙게 배어 있습니다.</w:t>
+      </w:r>
+    </w:p>
+    <w:p>
+      <w:pPr>
+        <w:spacing w:line="324" w:lineRule="auto" w:before="200" w:after="80"/>
+      </w:pPr>
+      <w:r>
+        <w:rPr w:rFonts="맑은 고딕">
+          <w:rFonts w:ascii="맑은 고딕" w:hAnsi="맑은 고딕" w:eastAsia="맑은 고딕"/>
+          <w:b/>
+          <w:color w:val="1E3A8A"/>
+          <w:sz w:val="24"/>
+        </w:rPr>
+        <w:t>4. 주요 수록곡 및 감상 제언</w:t>
+      </w:r>
+    </w:p>
+    <w:p>
+      <w:pPr>
+        <w:spacing w:line="324" w:lineRule="auto" w:after="80"/>
+      </w:pPr>
+      <w:r>
+        <w:rPr w:rFonts="맑은 고딕">
+          <w:rFonts w:ascii="맑은 고딕" w:hAnsi="맑은 고딕" w:eastAsia="맑은 고딕"/>
+          <w:b w:val="0"/>
+          <w:color w:val="6B7280"/>
+          <w:sz w:val="21"/>
+        </w:rPr>
+        <w:t xml:space="preserve">· </w:t>
+      </w:r>
+      <w:r>
+        <w:rPr w:rFonts="맑은 고딕">
+          <w:rFonts w:ascii="맑은 고딕" w:hAnsi="맑은 고딕" w:eastAsia="맑은 고딕"/>
+          <w:b/>
+          <w:color w:val="1F2937"/>
+          <w:sz w:val="21"/>
+        </w:rPr>
+        <w:t xml:space="preserve">주요 수록곡 특징: </w:t>
+      </w:r>
+      <w:r>
+        <w:rPr w:rFonts="맑은 고딕">
+          <w:rFonts w:ascii="맑은 고딕" w:hAnsi="맑은 고딕" w:eastAsia="맑은 고딕"/>
+          <w:b w:val="0"/>
+          <w:sz w:val="21"/>
+        </w:rPr>
+        <w:t>한국 고유의 애수를 청아한 현악과 리드미컬한 프렌치 감성으로 재탄생시킨 타이틀곡 'Arirang'과 비틀즈의 낭만적 멜로디를 세련된 샹송 풍의 관현악으로 수놓은 'Michèle'은 청자의 가슴에 깊은 서정의 잔향을 남깁니다.</w:t>
+      </w:r>
+    </w:p>
+    <w:p>
+      <w:pPr>
+        <w:spacing w:line="324" w:lineRule="auto" w:after="80"/>
+      </w:pPr>
+      <w:r>
+        <w:rPr w:rFonts="맑은 고딕">
+          <w:rFonts w:ascii="맑은 고딕" w:hAnsi="맑은 고딕" w:eastAsia="맑은 고딕"/>
+          <w:b w:val="0"/>
+          <w:color w:val="6B7280"/>
+          <w:sz w:val="21"/>
+        </w:rPr>
+        <w:t xml:space="preserve">· </w:t>
+      </w:r>
+      <w:r>
+        <w:rPr w:rFonts="맑은 고딕">
+          <w:rFonts w:ascii="맑은 고딕" w:hAnsi="맑은 고딕" w:eastAsia="맑은 고딕"/>
+          <w:b/>
+          <w:color w:val="1F2937"/>
+          <w:sz w:val="21"/>
+        </w:rPr>
+        <w:t xml:space="preserve">빈티지 감상 제언: </w:t>
+      </w:r>
+      <w:r>
+        <w:rPr w:rFonts="맑은 고딕">
+          <w:rFonts w:ascii="맑은 고딕" w:hAnsi="맑은 고딕" w:eastAsia="맑은 고딕"/>
+          <w:b w:val="0"/>
+          <w:sz w:val="21"/>
+        </w:rPr>
+        <w:t>LP 그루브를 스치는 섬세한 바늘 끝에서 피어나는 따뜻한 현악의 배음과 쳄발로의 명료한 울림은 진공관 앰프를 거칠 때 비로소 그 진가를 발휘하며, 맑고 투명한 아날로그 공간감을 입체적으로 재현합니다.</w:t>
+      </w:r>
+    </w:p>
+    <w:p>
+      <w:pPr>
+        <w:spacing w:line="324" w:lineRule="auto" w:after="80"/>
+      </w:pPr>
+      <w:r>
+        <w:rPr w:rFonts="맑은 고딕">
+          <w:rFonts w:ascii="맑은 고딕" w:hAnsi="맑은 고딕" w:eastAsia="맑은 고딕"/>
+          <w:b w:val="0"/>
+          <w:color w:val="6B7280"/>
+          <w:sz w:val="21"/>
+        </w:rPr>
+        <w:t xml:space="preserve">· </w:t>
+      </w:r>
+      <w:r>
+        <w:rPr w:rFonts="맑은 고딕">
+          <w:rFonts w:ascii="맑은 고딕" w:hAnsi="맑은 고딕" w:eastAsia="맑은 고딕"/>
+          <w:b/>
+          <w:color w:val="1F2937"/>
+          <w:sz w:val="21"/>
+        </w:rPr>
+        <w:t xml:space="preserve">소장 가치: </w:t>
+      </w:r>
+      <w:r>
+        <w:rPr w:rFonts="맑은 고딕">
+          <w:rFonts w:ascii="맑은 고딕" w:hAnsi="맑은 고딕" w:eastAsia="맑은 고딕"/>
+          <w:b w:val="0"/>
+          <w:sz w:val="21"/>
+        </w:rPr>
+        <w:t>폴 모리아의 방대한 디스코그래피 중에서도 한국의 민족적 정서가 고스란히 담긴 역사적 희소성을 지녀, 클래식과 팝 애호가 모두가 반드시 턴테이블 곁에 소장해야 할 불멸의 명반입니다.</w:t>
+      </w:r>
+    </w:p>
+    <w:p>
+      <w:pPr>
+        <w:spacing w:line="324" w:lineRule="auto" w:after="120" w:before="160"/>
+      </w:pPr>
+      <w:r>
+        <w:rPr w:rFonts="맑은 고딕">
+          <w:rFonts w:ascii="맑은 고딕" w:hAnsi="맑은 고딕" w:eastAsia="맑은 고딕"/>
+          <w:b/>
+          <w:color w:val="4338CA"/>
+          <w:sz w:val="21"/>
+        </w:rPr>
+        <w:t>이 음반을 통해 동서양의 선율이 직조해 낸 눈부신 낭만과 아날로그 LP가 전해주는 감동을 다시 한번 경험해 보시는 것은 어떨까요?</w:t>
       </w:r>
     </w:p>
     <w:sectPr>
       <w:pgSz w:w="12240" w:h="15840"/>
-      <w:pgMar w:top="1440" w:right="1440" w:bottom="1440" w:left="1440" w:header="720" w:footer="720" w:gutter="0"/>
+      <w:pgMar w:top="1152" w:right="1296" w:bottom="1152" w:left="1296" w:header="720" w:footer="720" w:gutter="0"/>
       <w:cols w:space="720"/>
       <w:docGrid w:linePitch="360"/>
     </w:sectPr>

--- a/word_reports/LP_0268_위치_492_Paul Mauriat_Arirang, Mic.docx
+++ b/word_reports/LP_0268_위치_492_Paul Mauriat_Arirang, Mic.docx
@@ -32,7 +32,7 @@
     </w:p>
     <w:p>
       <w:pPr>
-        <w:spacing w:line="324" w:lineRule="auto" w:before="80" w:after="160"/>
+        <w:spacing w:line="324" w:lineRule="auto" w:before="80" w:after="120"/>
       </w:pPr>
       <w:r>
         <w:rPr w:rFonts="맑은 고딕">
@@ -42,13 +42,6 @@
           <w:sz w:val="22"/>
         </w:rPr>
         <w:t xml:space="preserve">[음반 소개] </w:t>
-      </w:r>
-      <w:r>
-        <w:rPr w:rFonts="맑은 고딕">
-          <w:rFonts w:ascii="맑은 고딕" w:hAnsi="맑은 고딕" w:eastAsia="맑은 고딕"/>
-          <w:b w:val="0"/>
-          <w:sz w:val="21"/>
-        </w:rPr>
       </w:r>
     </w:p>
     <w:p>
@@ -61,7 +54,46 @@
           <w:b w:val="0"/>
           <w:sz w:val="21"/>
         </w:rPr>
-        <w:t>프랑스가 낳은 이지 리스닝의 거장 폴 모리아가 한국의 영혼이 깃든 민요 '아리랑'과 서구 팝의 유려한 선율 '미셸(Michèle)'을 아우르며 동서양의 정서를 아름답게 융화시킨 기념비적인 명반입니다. 특유의 투명하고 우아한 오케스트레이션은 우리 민족 고유의 한(恨)과 서정을 세련된 프렌치 팝의 낭만으로 승화시키며 시대를 초월한 예술적 감동을 선사합니다. 유려한 현악과 맑은 건반의 터치로 직조된 이 음악적 풍경화는 당대 한국 팬들의 뜨거운 사랑에 바친 가장 격조 높은 응답이자 찬란한 헌사입니다.</w:t>
+        <w:t>프랑스가 낳은 불세출의 마에스트로이자 경음악(Easy Listening)을 예술의 경지로 끌어올린 폴 모리아(Paul Mauriat)의 숨결이 깃든 본 작 [Arirang, Michèle]은, 서구의 세련된 오케스트레이션과 동양의 깊은 서정이 가장 찬란하게 조우한 기념비적인 음반입니다. 1960년대 후반부터 1970년대에 이르기까지 전 세계 음악 애호가들의 감성을 지배했던 ‘폴 모리아 그랜드 오케스트라’의 유려하고 투명한 스트링 사운드는, 단순한 팝 오케스트라 편곡을 넘어 각국의 민속적 정서와 대중음악의 유산을 품격 있는 클래시컬 무드로 승화시키는 독보적인 마법을 발휘했습니다.</w:t>
+      </w:r>
+    </w:p>
+    <w:p>
+      <w:pPr>
+        <w:spacing w:line="324" w:lineRule="auto" w:after="120"/>
+      </w:pPr>
+      <w:r>
+        <w:rPr w:rFonts="맑은 고딕">
+          <w:rFonts w:ascii="맑은 고딕" w:hAnsi="맑은 고딕" w:eastAsia="맑은 고딕"/>
+          <w:b w:val="0"/>
+          <w:sz w:val="21"/>
+        </w:rPr>
+        <w:t>특히 본 음반의 백미는 우리 민족의 영혼이 깃든 선율 ‘아리랑(Arirang)’에 바쳐진 경의에 있습니다. 폴 모리아는 한국인이 가슴 밑바닥에 품고 있는 특유의 ‘한(恨)’과 정화된 비애감을 특유의 낭만적인 프렌치 터치로 재해석했습니다. 한 가닥 실바람처럼 피어오르는 플루트와 목관악기의 서두, 그리고 웅장하면서도 결코 과하지 않게 밀려드는 현악의 파도는 이역만리의 이방인이 들려주는 선율임에도 불구하고 우리의 가슴을 저미는 깊은 공명(共鳴)을 이끌어냅니다. 우리 고유의 멜로디가 세계적 수준의 교향악적 품격과 조우했을 때 발생하는 예술적 파괴력을 이 음반은 명징하게 증명해 냅니다.</w:t>
+      </w:r>
+    </w:p>
+    <w:p>
+      <w:pPr>
+        <w:spacing w:line="324" w:lineRule="auto" w:after="120"/>
+      </w:pPr>
+      <w:r>
+        <w:rPr w:rFonts="맑은 고딕">
+          <w:rFonts w:ascii="맑은 고딕" w:hAnsi="맑은 고딕" w:eastAsia="맑은 고딕"/>
+          <w:b w:val="0"/>
+          <w:sz w:val="21"/>
+        </w:rPr>
+        <w:t>여기에 더해 비틀즈의 불멸의 명곡을 프랑스적인 우아함과 카니발의 우수로 덧칠한 ‘Michèle’을 비롯한 수록곡들은, 당대 팝 씬의 멜로디들이 폴 모리아라는 필터를 거치며 어떻게 영원불멸의 이지리스닝 클래식으로 다시 태어나는지를 보여줍니다. 챔버 오케스트라의 정교한 앙상블과 경쾌하면서도 우수에 젖은 리듬 섹션의 조화는 듣는 이로 하여금 센강의 노을 진 강변과 안개 낀 서울의 거리를 동시에 거니는 듯한 시공간적 탈시선화를 경험하게 만듭니다.</w:t>
+      </w:r>
+    </w:p>
+    <w:p>
+      <w:pPr>
+        <w:spacing w:line="324" w:lineRule="auto" w:after="120"/>
+      </w:pPr>
+      <w:r>
+        <w:rPr w:rFonts="맑은 고딕">
+          <w:rFonts w:ascii="맑은 고딕" w:hAnsi="맑은 고딕" w:eastAsia="맑은 고딕"/>
+          <w:b w:val="0"/>
+          <w:sz w:val="21"/>
+        </w:rPr>
+        <w:t>세월이 반세기를 훌쩍 넘긴 오늘날, 디지털의 매끄럽고 차가운 음향 속에서 본 작의 LP가 회전할 때 피어오르는 음악적 향취는 더욱 각별합니다. 당대 한국의 음악 다방과 심야 라디오 시그널을 수놓으며 고단했던 청춘들의 영혼을 보듬었던 이 따스한 스트링의 유영은, 시대를 초월하여 인간의 가슴속 가장 순수한 낭만과 멜랑콜리를 일깨우는 불멸의 마스터피스로 영원히 기억될 것입니다.</w:t>
       </w:r>
     </w:p>
     <w:p>
@@ -168,7 +200,7 @@
           <w:b w:val="0"/>
           <w:sz w:val="21"/>
         </w:rPr>
-        <w:t>1970년대 폴 모리아 그랜드 오케스트라의 내한 공연과 아시아 투어를 기점으로, 한국 팬들을 향한 각별한 애정과 문화적 교류의 결실로서 기획·발매된 스페셜 레코드입니다.</w:t>
+        <w:t>1970년대 폴 모리아 오케스트라의 전성기 시절, 한국을 비롯한 아시아 팬들에 대한 각별한 애정과 헌사를 담아 필립스(Philips) 레이블 등을 통해 정갈하게 프레싱된 특별 기획 성격의 명반.</w:t>
       </w:r>
     </w:p>
     <w:p>
@@ -199,7 +231,7 @@
           <w:b w:val="0"/>
           <w:sz w:val="21"/>
         </w:rPr>
-        <w:t>발매 당시 국내 팝 및 경음악 차트 정상을 석권하였으며, 라디오 시그널과 전국의 오디오 룸을 매혹하며 다이아몬드급 스테디셀러를 기록했습니다.</w:t>
+        <w:t>발매 당시 국내 라이선스 및 수입반 시장에서 기록적인 판매고를 올렸으며, 전국의 음악 감상실과 가정용 턴테이블의 필수 소장반으로 자리 잡으며 멀티 플래티넘급 대중적 성공을 거둠.</w:t>
       </w:r>
     </w:p>
     <w:p>
@@ -230,7 +262,7 @@
           <w:b w:val="0"/>
           <w:sz w:val="21"/>
         </w:rPr>
-        <w:t>프랑스 음반 아카데미 대상(Grand Prix du Disque)에 빛나는 거장의 완벽한 편곡 미학을 입증하며, 한국인이 가장 사랑하는 해외 오케스트라 앨범으로 음악계의 영원한 찬사를 받았습니다.</w:t>
+        <w:t>프랑스 음반 아카데미 대상(Grand Prix du Disque) 수상자이자 빌보드 싱글 차트 1위를 기록한 유일한 프랑스 아티스트로서의 세계적 권위와 예술성을 입증한 명반.</w:t>
       </w:r>
     </w:p>
     <w:p>
@@ -337,7 +369,7 @@
           <w:b w:val="0"/>
           <w:sz w:val="21"/>
         </w:rPr>
-        <w:t>폴 모리아 그랜드 오케스트라 (Paul Mauriat Grand Orchestra) 리더 및 지휘자</w:t>
+        <w:t>폴 모리아 그랜드 오케스트라 (Paul Mauriat Grand Orchestra / 지휘자, 작곡가, 편곡자)</w:t>
       </w:r>
     </w:p>
     <w:p>
@@ -368,7 +400,7 @@
           <w:b w:val="0"/>
           <w:sz w:val="21"/>
         </w:rPr>
-        <w:t>팝과 클래식의 경계를 허문 프렌치 팝스 오케스트라의 마에스트로이자 대중음악 역사상 가장 우아한 사운드를 창조해 낸 거장입니다. 현악기의 풍성한 질감과 쳄발로, 타악기의 산뜻한 비트를 결합하여 20세기 후반 전 세계를 매혹시킨 독보적인 '모리아 사운드'를 정립하였습니다.</w:t>
+        <w:t>클래식의 엄격한 형식미와 대중음악의 유려한 감수성을 절묘하게 융합하여 '이지리스닝'의 르네상스를 개척한 현대 관현악의 거장입니다. 특유의 투명한 현악 배열과 하프시코드, 목관의 독창적 배치를 통해 20세기 후반 전 세계 팝 오케스트라 음악의 절대적인 표준을 확립했습니다.</w:t>
       </w:r>
     </w:p>
     <w:p>
@@ -413,7 +445,7 @@
           <w:b w:val="0"/>
           <w:sz w:val="21"/>
         </w:rPr>
-        <w:t>한국의 전통 민요를 서양 대편성 오케스트라의 시각으로 가장 완벽하고 품격 있게 재해석해 낸 크로스오버의 효시로서, 팝 오케스트라 역사에 길이 남을 독창적 완성도를 지닙니다.</w:t>
+        <w:t>동양의 토속적 민요와 서구 팝 클래식이 프렌치 심포닉 팝이라는 단 하나의 완벽한 용광로 속에서 완성도 높게 융화된 팝 역사상 가장 아름다운 크로스오버의 선구적 텍스트.</w:t>
       </w:r>
     </w:p>
     <w:p>
@@ -444,7 +476,7 @@
           <w:b w:val="0"/>
           <w:sz w:val="21"/>
         </w:rPr>
-        <w:t>1970~80년대 다방의 음악 부스와 거실의 턴테이블에서 울려 퍼지며 급변하던 근대화의 물결 속 지친 한국 청춘들의 영혼을 다독여 주었던 아날로그 시대의 따스한 향수와 문화적 공기가 짙게 배어 있습니다.</w:t>
+        <w:t>급격한 산업화의 물결 속에서 낭만과 위로를 갈구하던 1970~80년대 한국의 청년 문화와 FM 라디오 황금기를 상징하는 정서적 보고(寶庫)이며, 서구의 거장이 한국의 멜로디를 노래했다는 시대적 자긍심과 서정적 노스탤지어가 고스란히 각인되어 있습니다.</w:t>
       </w:r>
     </w:p>
     <w:p>
@@ -489,7 +521,68 @@
           <w:b w:val="0"/>
           <w:sz w:val="21"/>
         </w:rPr>
-        <w:t>한국 고유의 애수를 청아한 현악과 리드미컬한 프렌치 감성으로 재탄생시킨 타이틀곡 'Arirang'과 비틀즈의 낭만적 멜로디를 세련된 샹송 풍의 관현악으로 수놓은 'Michèle'은 청자의 가슴에 깊은 서정의 잔향을 남깁니다.</w:t>
+      </w:r>
+    </w:p>
+    <w:p>
+      <w:pPr>
+        <w:spacing w:line="324" w:lineRule="auto" w:after="80"/>
+      </w:pPr>
+      <w:r>
+        <w:rPr w:rFonts="맑은 고딕">
+          <w:rFonts w:ascii="맑은 고딕" w:hAnsi="맑은 고딕" w:eastAsia="맑은 고딕"/>
+          <w:b w:val="0"/>
+          <w:color w:val="6B7280"/>
+          <w:sz w:val="21"/>
+        </w:rPr>
+        <w:t xml:space="preserve">· </w:t>
+      </w:r>
+      <w:r>
+        <w:rPr w:rFonts="맑은 고딕">
+          <w:rFonts w:ascii="맑은 고딕" w:hAnsi="맑은 고딕" w:eastAsia="맑은 고딕"/>
+          <w:b/>
+          <w:color w:val="1F2937"/>
+          <w:sz w:val="21"/>
+        </w:rPr>
+        <w:t xml:space="preserve">'Arirang': </w:t>
+      </w:r>
+      <w:r>
+        <w:rPr w:rFonts="맑은 고딕">
+          <w:rFonts w:ascii="맑은 고딕" w:hAnsi="맑은 고딕" w:eastAsia="맑은 고딕"/>
+          <w:b w:val="0"/>
+          <w:sz w:val="21"/>
+        </w:rPr>
+        <w:t>원곡의 애절한 단조 선율을 유려한 프렌치 스트링과 영롱한 오보에, 플루트로 승화시켜 숭고한 카타르시스를 선사하는 역사적 트랙.</w:t>
+      </w:r>
+    </w:p>
+    <w:p>
+      <w:pPr>
+        <w:spacing w:line="324" w:lineRule="auto" w:after="80"/>
+      </w:pPr>
+      <w:r>
+        <w:rPr w:rFonts="맑은 고딕">
+          <w:rFonts w:ascii="맑은 고딕" w:hAnsi="맑은 고딕" w:eastAsia="맑은 고딕"/>
+          <w:b w:val="0"/>
+          <w:color w:val="6B7280"/>
+          <w:sz w:val="21"/>
+        </w:rPr>
+        <w:t xml:space="preserve">· </w:t>
+      </w:r>
+      <w:r>
+        <w:rPr w:rFonts="맑은 고딕">
+          <w:rFonts w:ascii="맑은 고딕" w:hAnsi="맑은 고딕" w:eastAsia="맑은 고딕"/>
+          <w:b/>
+          <w:color w:val="1F2937"/>
+          <w:sz w:val="21"/>
+        </w:rPr>
+        <w:t xml:space="preserve">'Michèle': </w:t>
+      </w:r>
+      <w:r>
+        <w:rPr w:rFonts="맑은 고딕">
+          <w:rFonts w:ascii="맑은 고딕" w:hAnsi="맑은 고딕" w:eastAsia="맑은 고딕"/>
+          <w:b w:val="0"/>
+          <w:sz w:val="21"/>
+        </w:rPr>
+        <w:t>비틀즈의 낭만주의를 파리지앵의 세련된 실내악적 감각으로 재탄생시켜, 우아한 하프시코드와 현악의 대화가 눈부시게 빛나는 트랙.</w:t>
       </w:r>
     </w:p>
     <w:p>
@@ -520,7 +613,7 @@
           <w:b w:val="0"/>
           <w:sz w:val="21"/>
         </w:rPr>
-        <w:t>LP 그루브를 스치는 섬세한 바늘 끝에서 피어나는 따뜻한 현악의 배음과 쳄발로의 명료한 울림은 진공관 앰프를 거칠 때 비로소 그 진가를 발휘하며, 맑고 투명한 아날로그 공간감을 입체적으로 재현합니다.</w:t>
+        <w:t>진공관 앰프 특유의 두툼하고 따스한 배음과 아날로그 턴테이블의 바늘이 소리골을 긁으며 빚어내는 현악 앙상블의 입체감에 귀를 기울여 보십시오. 특히 다이내믹 레인지가 넓게 펼쳐지는 총주(Tutti) 구간에서 뿜어져 나오는 포근한 공간감은 디지털 음원으로는 결코 도달할 수 없는 아날로그 사운드의 정수를 들려줍니다.</w:t>
       </w:r>
     </w:p>
     <w:p>
@@ -551,7 +644,7 @@
           <w:b w:val="0"/>
           <w:sz w:val="21"/>
         </w:rPr>
-        <w:t>폴 모리아의 방대한 디스코그래피 중에서도 한국의 민족적 정서가 고스란히 담긴 역사적 희소성을 지녀, 클래식과 팝 애호가 모두가 반드시 턴테이블 곁에 소장해야 할 불멸의 명반입니다.</w:t>
+        <w:t>세계적인 거장의 시선으로 재탄생한 우리의 '아리랑'을 품고 있을 뿐만 아니라, 20세기 아날로그 오케스트레이션의 극치를 온전한 바이닐 사운드로 감상할 수 있는 레코드 컬렉터들의 영원한 필청반입니다.</w:t>
       </w:r>
     </w:p>
     <w:p>
@@ -565,7 +658,7 @@
           <w:color w:val="4338CA"/>
           <w:sz w:val="21"/>
         </w:rPr>
-        <w:t>이 음반을 통해 동서양의 선율이 직조해 낸 눈부신 낭만과 아날로그 LP가 전해주는 감동을 다시 한번 경험해 보시는 것은 어떨까요?</w:t>
+        <w:t>이 음반을 통해 동서양의 선율이 하나의 낭만으로 직조되어 마음 깊은 곳을 어루만져 주는 순수한 감동을 다시 한번 경험해 보시는 것은 어떨까요?</w:t>
       </w:r>
     </w:p>
     <w:sectPr>
